--- a/Day2/Jenkins-PP-Setup-Part1.docx
+++ b/Day2/Jenkins-PP-Setup-Part1.docx
@@ -3,29 +3,68 @@
 <w:document xmlns:wpc="http://schemas.microsoft.com/office/word/2010/wordprocessingCanvas" xmlns:cx="http://schemas.microsoft.com/office/drawing/2014/chartex" xmlns:cx1="http://schemas.microsoft.com/office/drawing/2015/9/8/chartex" xmlns:cx2="http://schemas.microsoft.com/office/drawing/2015/10/21/chartex" xmlns:cx3="http://schemas.microsoft.com/office/drawing/2016/5/9/chartex" xmlns:cx4="http://schemas.microsoft.com/office/drawing/2016/5/10/chartex" xmlns:cx5="http://schemas.microsoft.com/office/drawing/2016/5/11/chartex" xmlns:cx6="http://schemas.microsoft.com/office/drawing/2016/5/12/chartex" xmlns:cx7="http://schemas.microsoft.com/office/drawing/2016/5/13/chartex" xmlns:cx8="http://schemas.microsoft.com/office/drawing/2016/5/14/chartex" xmlns:mc="http://schemas.openxmlformats.org/markup-compatibility/2006" xmlns:aink="http://schemas.microsoft.com/office/drawing/2016/ink" xmlns:am3d="http://schemas.microsoft.com/office/drawing/2017/model3d" xmlns:o="urn:schemas-microsoft-com:office:office" xmlns:oel="http://schemas.microsoft.com/office/2019/extlst" xmlns:r="http://schemas.openxmlformats.org/officeDocument/2006/relationships" xmlns:m="http://schemas.openxmlformats.org/officeDocument/2006/math" xmlns:v="urn:schemas-microsoft-com:vml" xmlns:wp14="http://schemas.microsoft.com/office/word/2010/wordprocessingDrawing" xmlns:wp="http://schemas.openxmlformats.org/drawingml/2006/wordprocessingDrawing" xmlns:w10="urn:schemas-microsoft-com:office:word" xmlns:w="http://schemas.openxmlformats.org/wordprocessingml/2006/main" xmlns:w14="http://schemas.microsoft.com/office/word/2010/wordml" xmlns:w15="http://schemas.microsoft.com/office/word/2012/wordml" xmlns:w16cex="http://schemas.microsoft.com/office/word/2018/wordml/cex" xmlns:w16cid="http://schemas.microsoft.com/office/word/2016/wordml/cid" xmlns:w16="http://schemas.microsoft.com/office/word/2018/wordml" xmlns:w16du="http://schemas.microsoft.com/office/word/2023/wordml/word16du" xmlns:w16sdtdh="http://schemas.microsoft.com/office/word/2020/wordml/sdtdatahash" xmlns:w16sdtfl="http://schemas.microsoft.com/office/word/2024/wordml/sdtformatlock" xmlns:w16se="http://schemas.microsoft.com/office/word/2015/wordml/symex" xmlns:wpg="http://schemas.microsoft.com/office/word/2010/wordprocessingGroup" xmlns:wpi="http://schemas.microsoft.com/office/word/2010/wordprocessingInk" xmlns:wne="http://schemas.microsoft.com/office/word/2006/wordml" xmlns:wps="http://schemas.microsoft.com/office/word/2010/wordprocessingShape" mc:Ignorable="w14 w15 w16se w16cid w16 w16cex w16sdtdh w16sdtfl w16du wp14">
   <w:body>
     <w:p/>
+    <w:p>
+      <w:r>
+        <w:t>Steps</w:t>
+      </w:r>
+    </w:p>
+    <w:p>
+      <w:pPr>
+        <w:pStyle w:val="ListParagraph"/>
+        <w:numPr>
+          <w:ilvl w:val="0"/>
+          <w:numId w:val="2"/>
+        </w:numPr>
+      </w:pPr>
+      <w:r>
+        <w:t xml:space="preserve">Add the jenkinsfiles in the vs code </w:t>
+      </w:r>
+    </w:p>
+    <w:p>
+      <w:pPr>
+        <w:pStyle w:val="ListParagraph"/>
+        <w:numPr>
+          <w:ilvl w:val="0"/>
+          <w:numId w:val="2"/>
+        </w:numPr>
+      </w:pPr>
+      <w:r>
+        <w:t>Git command to push it to repo</w:t>
+      </w:r>
+    </w:p>
+    <w:p>
+      <w:pPr>
+        <w:pStyle w:val="ListParagraph"/>
+        <w:numPr>
+          <w:ilvl w:val="0"/>
+          <w:numId w:val="2"/>
+        </w:numPr>
+      </w:pPr>
+      <w:r>
+        <w:t xml:space="preserve">Configure the github on the Jenkins </w:t>
+      </w:r>
+    </w:p>
+    <w:p>
+      <w:pPr>
+        <w:pStyle w:val="ListParagraph"/>
+        <w:numPr>
+          <w:ilvl w:val="0"/>
+          <w:numId w:val="2"/>
+        </w:numPr>
+      </w:pPr>
+      <w:r>
+        <w:t>Added the SCM trigger.</w:t>
+      </w:r>
+    </w:p>
     <w:p/>
     <w:p>
       <w:r>
-        <w:t>Steps</w:t>
-      </w:r>
-    </w:p>
-    <w:p/>
-    <w:p>
-      <w:r>
         <w:t>Step1.</w:t>
       </w:r>
     </w:p>
     <w:p>
       <w:r>
-        <w:t xml:space="preserve">Add the </w:t>
-      </w:r>
-      <w:proofErr w:type="spellStart"/>
-      <w:r>
-        <w:t>jenkinsfiles</w:t>
-      </w:r>
-      <w:proofErr w:type="spellEnd"/>
-      <w:r>
-        <w:t xml:space="preserve"> in the vs code </w:t>
+        <w:t xml:space="preserve">Add the jenkinsfiles in the vs code </w:t>
       </w:r>
     </w:p>
     <w:p>
@@ -134,23 +173,7 @@
           <w:i/>
           <w:iCs/>
         </w:rPr>
-        <w:t>    stage('pre-</w:t>
-      </w:r>
-      <w:proofErr w:type="spellStart"/>
-      <w:r>
-        <w:rPr>
-          <w:i/>
-          <w:iCs/>
-        </w:rPr>
-        <w:t>requiste</w:t>
-      </w:r>
-      <w:proofErr w:type="spellEnd"/>
-      <w:r>
-        <w:rPr>
-          <w:i/>
-          <w:iCs/>
-        </w:rPr>
-        <w:t>') {</w:t>
+        <w:t>    stage('pre-requiste') {</w:t>
       </w:r>
     </w:p>
     <w:p>
@@ -182,23 +205,8 @@
           <w:i/>
           <w:iCs/>
         </w:rPr>
-        <w:t xml:space="preserve">        </w:t>
-      </w:r>
-      <w:proofErr w:type="spellStart"/>
-      <w:r>
-        <w:rPr>
-          <w:i/>
-          <w:iCs/>
-        </w:rPr>
-        <w:t>sh</w:t>
-      </w:r>
-      <w:proofErr w:type="spellEnd"/>
-      <w:r>
-        <w:rPr>
-          <w:i/>
-          <w:iCs/>
-        </w:rPr>
-        <w:t xml:space="preserve"> '''</w:t>
+        <w:lastRenderedPageBreak/>
+        <w:t>        sh '''</w:t>
       </w:r>
     </w:p>
     <w:p>
@@ -230,17 +238,8 @@
           <w:i/>
           <w:iCs/>
         </w:rPr>
-        <w:t xml:space="preserve">        </w:t>
-      </w:r>
-      <w:proofErr w:type="spellStart"/>
-      <w:r>
-        <w:rPr>
-          <w:i/>
-          <w:iCs/>
-        </w:rPr>
-        <w:t>pwd</w:t>
-      </w:r>
-      <w:proofErr w:type="spellEnd"/>
+        <w:t>        pwd</w:t>
+      </w:r>
     </w:p>
     <w:p>
       <w:pPr>
@@ -255,7 +254,6 @@
           <w:i/>
           <w:iCs/>
         </w:rPr>
-        <w:lastRenderedPageBreak/>
         <w:t>        terraform -version</w:t>
       </w:r>
     </w:p>
@@ -288,39 +286,7 @@
           <w:i/>
           <w:iCs/>
         </w:rPr>
-        <w:t xml:space="preserve">        </w:t>
-      </w:r>
-      <w:proofErr w:type="spellStart"/>
-      <w:r>
-        <w:rPr>
-          <w:i/>
-          <w:iCs/>
-        </w:rPr>
-        <w:t>aws</w:t>
-      </w:r>
-      <w:proofErr w:type="spellEnd"/>
-      <w:r>
-        <w:rPr>
-          <w:i/>
-          <w:iCs/>
-        </w:rPr>
-        <w:t xml:space="preserve"> </w:t>
-      </w:r>
-      <w:proofErr w:type="spellStart"/>
-      <w:r>
-        <w:rPr>
-          <w:i/>
-          <w:iCs/>
-        </w:rPr>
-        <w:t>sts</w:t>
-      </w:r>
-      <w:proofErr w:type="spellEnd"/>
-      <w:r>
-        <w:rPr>
-          <w:i/>
-          <w:iCs/>
-        </w:rPr>
-        <w:t xml:space="preserve"> get-caller-identity</w:t>
+        <w:t>        aws sts get-caller-identity</w:t>
       </w:r>
     </w:p>
     <w:p>
@@ -441,23 +407,7 @@
           <w:i/>
           <w:iCs/>
         </w:rPr>
-        <w:t xml:space="preserve">git commit -m "added </w:t>
-      </w:r>
-      <w:proofErr w:type="spellStart"/>
-      <w:r>
-        <w:rPr>
-          <w:i/>
-          <w:iCs/>
-        </w:rPr>
-        <w:t>jenkinsfile</w:t>
-      </w:r>
-      <w:proofErr w:type="spellEnd"/>
-      <w:r>
-        <w:rPr>
-          <w:i/>
-          <w:iCs/>
-        </w:rPr>
-        <w:t>"</w:t>
+        <w:t>git commit -m "added jenkinsfile"</w:t>
       </w:r>
     </w:p>
     <w:p>
@@ -522,15 +472,8 @@
     </w:p>
     <w:p>
       <w:r>
-        <w:t xml:space="preserve">Configure the </w:t>
-      </w:r>
-      <w:proofErr w:type="spellStart"/>
-      <w:r>
-        <w:t>github</w:t>
-      </w:r>
-      <w:proofErr w:type="spellEnd"/>
-      <w:r>
-        <w:t xml:space="preserve"> on the Jenkins </w:t>
+        <w:lastRenderedPageBreak/>
+        <w:t xml:space="preserve">Configure the github on the Jenkins </w:t>
       </w:r>
     </w:p>
     <w:p>
@@ -542,28 +485,14 @@
         </w:numPr>
       </w:pPr>
       <w:r>
-        <w:t xml:space="preserve">Copy the ssh </w:t>
-      </w:r>
-      <w:proofErr w:type="spellStart"/>
-      <w:r>
-        <w:t>url</w:t>
-      </w:r>
-      <w:proofErr w:type="spellEnd"/>
-      <w:r>
-        <w:t xml:space="preserve"> from the </w:t>
-      </w:r>
-      <w:proofErr w:type="spellStart"/>
-      <w:r>
-        <w:t>github</w:t>
-      </w:r>
-      <w:proofErr w:type="spellEnd"/>
-    </w:p>
-    <w:p>
-      <w:pPr>
-        <w:ind w:left="360"/>
-      </w:pPr>
-      <w:r>
-        <w:lastRenderedPageBreak/>
+        <w:t>Copy the ssh url from the github</w:t>
+      </w:r>
+    </w:p>
+    <w:p>
+      <w:pPr>
+        <w:ind w:left="360"/>
+      </w:pPr>
+      <w:r>
         <w:drawing>
           <wp:inline distT="0" distB="0" distL="0" distR="0" wp14:anchorId="2A0913BB" wp14:editId="1960989A">
             <wp:extent cx="5943600" cy="3314700"/>
@@ -795,46 +724,29 @@
         <w:ind w:left="360"/>
       </w:pPr>
       <w:r>
-        <w:t xml:space="preserve">On the </w:t>
-      </w:r>
-      <w:proofErr w:type="spellStart"/>
-      <w:r>
-        <w:t>vscode</w:t>
-      </w:r>
-      <w:proofErr w:type="spellEnd"/>
-      <w:r>
-        <w:t xml:space="preserve"> , run the below command </w:t>
-      </w:r>
-    </w:p>
-    <w:p>
-      <w:pPr>
-        <w:ind w:left="360"/>
-      </w:pPr>
-    </w:p>
-    <w:p>
-      <w:pPr>
-        <w:ind w:left="360"/>
-        <w:rPr>
-          <w:i/>
-          <w:iCs/>
-        </w:rPr>
-      </w:pPr>
-      <w:r>
-        <w:rPr>
-          <w:i/>
-          <w:iCs/>
-        </w:rPr>
-        <w:t>cat  ~/.ssh/</w:t>
-      </w:r>
-      <w:proofErr w:type="spellStart"/>
-      <w:r>
-        <w:rPr>
-          <w:i/>
-          <w:iCs/>
-        </w:rPr>
-        <w:t>id_rsa</w:t>
-      </w:r>
-      <w:proofErr w:type="spellEnd"/>
+        <w:t xml:space="preserve">On the vscode , run the below command </w:t>
+      </w:r>
+    </w:p>
+    <w:p>
+      <w:pPr>
+        <w:ind w:left="360"/>
+      </w:pPr>
+    </w:p>
+    <w:p>
+      <w:pPr>
+        <w:ind w:left="360"/>
+        <w:rPr>
+          <w:i/>
+          <w:iCs/>
+        </w:rPr>
+      </w:pPr>
+      <w:r>
+        <w:rPr>
+          <w:i/>
+          <w:iCs/>
+        </w:rPr>
+        <w:t>cat  ~/.ssh/id_rsa</w:t>
+      </w:r>
     </w:p>
     <w:p>
       <w:pPr>
@@ -1145,15 +1057,7 @@
       </w:pPr>
       <w:r>
         <w:lastRenderedPageBreak/>
-        <w:t xml:space="preserve">Now </w:t>
-      </w:r>
-      <w:proofErr w:type="spellStart"/>
-      <w:r>
-        <w:t>lets</w:t>
-      </w:r>
-      <w:proofErr w:type="spellEnd"/>
-      <w:r>
-        <w:t xml:space="preserve"> add the private key  as show.</w:t>
+        <w:t>Now lets add the private key  as show.</w:t>
       </w:r>
     </w:p>
     <w:p>
@@ -1274,15 +1178,7 @@
         <w:ind w:left="360"/>
       </w:pPr>
       <w:r>
-        <w:t xml:space="preserve">Even after </w:t>
-      </w:r>
-      <w:proofErr w:type="spellStart"/>
-      <w:r>
-        <w:t>sselecting</w:t>
-      </w:r>
-      <w:proofErr w:type="spellEnd"/>
-      <w:r>
-        <w:t xml:space="preserve"> the creds, we have the error</w:t>
+        <w:t>Even after sselecting the creds, we have the error</w:t>
       </w:r>
     </w:p>
     <w:p>
@@ -1362,21 +1258,8 @@
         <w:ind w:left="360"/>
       </w:pPr>
       <w:r>
-        <w:t>ssh-</w:t>
-      </w:r>
-      <w:proofErr w:type="spellStart"/>
-      <w:r>
-        <w:t>keyscan</w:t>
-      </w:r>
-      <w:proofErr w:type="spellEnd"/>
-      <w:r>
-        <w:t xml:space="preserve"> github.com &gt;&gt; ~/.ssh/</w:t>
-      </w:r>
-      <w:proofErr w:type="spellStart"/>
-      <w:r>
-        <w:t>known_hosts</w:t>
-      </w:r>
-      <w:proofErr w:type="spellEnd"/>
+        <w:t>ssh-keyscan github.com &gt;&gt; ~/.ssh/known_hosts</w:t>
+      </w:r>
     </w:p>
     <w:p>
       <w:pPr>
@@ -1403,13 +1286,8 @@
       <w:pPr>
         <w:ind w:left="360"/>
       </w:pPr>
-      <w:proofErr w:type="spellStart"/>
-      <w:r>
-        <w:t>Remoe</w:t>
-      </w:r>
-      <w:proofErr w:type="spellEnd"/>
-      <w:r>
-        <w:t xml:space="preserve"> the URL and put it back again</w:t>
+      <w:r>
+        <w:t>Remoe the URL and put it back again</w:t>
       </w:r>
     </w:p>
     <w:p>
@@ -1519,6 +1397,20 @@
       <w:pPr>
         <w:ind w:left="360"/>
       </w:pPr>
+      <w:r>
+        <w:t xml:space="preserve">The branch and the </w:t>
+      </w:r>
+      <w:r>
+        <w:t xml:space="preserve">Jenkins </w:t>
+      </w:r>
+      <w:r>
+        <w:t xml:space="preserve">filename has to match </w:t>
+      </w:r>
+    </w:p>
+    <w:p>
+      <w:pPr>
+        <w:ind w:left="360"/>
+      </w:pPr>
     </w:p>
     <w:p>
       <w:pPr>
@@ -1590,15 +1482,7 @@
         <w:ind w:left="360"/>
       </w:pPr>
       <w:r>
-        <w:t xml:space="preserve">Note: the job is configured as pipeline , but </w:t>
-      </w:r>
-      <w:proofErr w:type="spellStart"/>
-      <w:r>
-        <w:t>manuall</w:t>
-      </w:r>
-      <w:proofErr w:type="spellEnd"/>
-      <w:r>
-        <w:t xml:space="preserve"> trigger.</w:t>
+        <w:t>Note: the job is configured as pipeline , but manuall trigger.</w:t>
       </w:r>
     </w:p>
     <w:p>
@@ -1828,8 +1712,100 @@
       </w:pPr>
     </w:lvl>
   </w:abstractNum>
+  <w:abstractNum w:abstractNumId="1" w15:restartNumberingAfterBreak="0">
+    <w:nsid w:val="5CA91AE7"/>
+    <w:multiLevelType w:val="hybridMultilevel"/>
+    <w:tmpl w:val="062C43E4"/>
+    <w:lvl w:ilvl="0" w:tplc="0409000F">
+      <w:start w:val="1"/>
+      <w:numFmt w:val="decimal"/>
+      <w:lvlText w:val="%1."/>
+      <w:lvlJc w:val="left"/>
+      <w:pPr>
+        <w:ind w:left="720" w:hanging="360"/>
+      </w:pPr>
+      <w:rPr>
+        <w:rFonts w:hint="default"/>
+      </w:rPr>
+    </w:lvl>
+    <w:lvl w:ilvl="1" w:tplc="04090019">
+      <w:start w:val="1"/>
+      <w:numFmt w:val="lowerLetter"/>
+      <w:lvlText w:val="%2."/>
+      <w:lvlJc w:val="left"/>
+      <w:pPr>
+        <w:ind w:left="1440" w:hanging="360"/>
+      </w:pPr>
+    </w:lvl>
+    <w:lvl w:ilvl="2" w:tplc="0409001B" w:tentative="1">
+      <w:start w:val="1"/>
+      <w:numFmt w:val="lowerRoman"/>
+      <w:lvlText w:val="%3."/>
+      <w:lvlJc w:val="right"/>
+      <w:pPr>
+        <w:ind w:left="2160" w:hanging="180"/>
+      </w:pPr>
+    </w:lvl>
+    <w:lvl w:ilvl="3" w:tplc="0409000F" w:tentative="1">
+      <w:start w:val="1"/>
+      <w:numFmt w:val="decimal"/>
+      <w:lvlText w:val="%4."/>
+      <w:lvlJc w:val="left"/>
+      <w:pPr>
+        <w:ind w:left="2880" w:hanging="360"/>
+      </w:pPr>
+    </w:lvl>
+    <w:lvl w:ilvl="4" w:tplc="04090019" w:tentative="1">
+      <w:start w:val="1"/>
+      <w:numFmt w:val="lowerLetter"/>
+      <w:lvlText w:val="%5."/>
+      <w:lvlJc w:val="left"/>
+      <w:pPr>
+        <w:ind w:left="3600" w:hanging="360"/>
+      </w:pPr>
+    </w:lvl>
+    <w:lvl w:ilvl="5" w:tplc="0409001B" w:tentative="1">
+      <w:start w:val="1"/>
+      <w:numFmt w:val="lowerRoman"/>
+      <w:lvlText w:val="%6."/>
+      <w:lvlJc w:val="right"/>
+      <w:pPr>
+        <w:ind w:left="4320" w:hanging="180"/>
+      </w:pPr>
+    </w:lvl>
+    <w:lvl w:ilvl="6" w:tplc="0409000F" w:tentative="1">
+      <w:start w:val="1"/>
+      <w:numFmt w:val="decimal"/>
+      <w:lvlText w:val="%7."/>
+      <w:lvlJc w:val="left"/>
+      <w:pPr>
+        <w:ind w:left="5040" w:hanging="360"/>
+      </w:pPr>
+    </w:lvl>
+    <w:lvl w:ilvl="7" w:tplc="04090019" w:tentative="1">
+      <w:start w:val="1"/>
+      <w:numFmt w:val="lowerLetter"/>
+      <w:lvlText w:val="%8."/>
+      <w:lvlJc w:val="left"/>
+      <w:pPr>
+        <w:ind w:left="5760" w:hanging="360"/>
+      </w:pPr>
+    </w:lvl>
+    <w:lvl w:ilvl="8" w:tplc="0409001B" w:tentative="1">
+      <w:start w:val="1"/>
+      <w:numFmt w:val="lowerRoman"/>
+      <w:lvlText w:val="%9."/>
+      <w:lvlJc w:val="right"/>
+      <w:pPr>
+        <w:ind w:left="6480" w:hanging="180"/>
+      </w:pPr>
+    </w:lvl>
+  </w:abstractNum>
   <w:num w:numId="1" w16cid:durableId="1218933727">
     <w:abstractNumId w:val="0"/>
+  </w:num>
+  <w:num w:numId="2" w16cid:durableId="210650129">
+    <w:abstractNumId w:val="1"/>
   </w:num>
 </w:numbering>
 </file>
